--- a/word_reports/LP_0177_위치_429_James Last_Classics Up To.docx
+++ b/word_reports/LP_0177_위치_429_James Last_Classics Up To.docx
@@ -4,7 +4,7 @@
   <w:body>
     <w:p>
       <w:pPr>
-        <w:spacing w:after="280"/>
+        <w:spacing w:after="80"/>
       </w:pPr>
       <w:r>
         <w:rPr w:rFonts="맑은 고딕">
@@ -13,94 +13,47 @@
           <w:color w:val="1E3A8A"/>
           <w:sz w:val="30"/>
         </w:rPr>
-        <w:t>[429] James Last - Classics Up To Date 4</w:t>
+        <w:t>James Last (제임스 라스트) - Classics Up To Date 4</w:t>
       </w:r>
     </w:p>
     <w:p>
       <w:pPr>
-        <w:spacing w:after="320"/>
+        <w:spacing w:after="240"/>
       </w:pPr>
       <w:r>
         <w:rPr w:rFonts="맑은 고딕">
           <w:rFonts w:ascii="맑은 고딕" w:hAnsi="맑은 고딕" w:eastAsia="맑은 고딕"/>
           <w:b/>
-          <w:sz w:val="20"/>
+          <w:color w:val="4B5563"/>
+          <w:sz w:val="22"/>
         </w:rPr>
-        <w:t>■ 위치 : 429</w:t>
-        <w:br/>
-      </w:r>
-      <w:r>
-        <w:rPr w:rFonts="맑은 고딕">
-          <w:rFonts w:ascii="맑은 고딕" w:hAnsi="맑은 고딕" w:eastAsia="맑은 고딕"/>
-          <w:b/>
-          <w:sz w:val="20"/>
-        </w:rPr>
-        <w:t>■ 아티스트 : James Last</w:t>
-        <w:br/>
-      </w:r>
-      <w:r>
-        <w:rPr w:rFonts="맑은 고딕">
-          <w:rFonts w:ascii="맑은 고딕" w:hAnsi="맑은 고딕" w:eastAsia="맑은 고딕"/>
-          <w:b/>
-          <w:sz w:val="20"/>
-        </w:rPr>
-        <w:t>■ 앨범명 : Classics Up To Date 4</w:t>
-        <w:br/>
-      </w:r>
-      <w:r>
-        <w:rPr w:rFonts="맑은 고딕">
-          <w:rFonts w:ascii="맑은 고딕" w:hAnsi="맑은 고딕" w:eastAsia="맑은 고딕"/>
-          <w:b w:val="0"/>
-          <w:sz w:val="20"/>
-        </w:rPr>
-        <w:t>■ 음반 레이블 : Polydor</w:t>
-        <w:br/>
-      </w:r>
-      <w:r>
-        <w:rPr w:rFonts="맑은 고딕">
-          <w:rFonts w:ascii="맑은 고딕" w:hAnsi="맑은 고딕" w:eastAsia="맑은 고딕"/>
-          <w:b w:val="0"/>
-          <w:sz w:val="20"/>
-        </w:rPr>
-        <w:t>■ 발매년도 : 1976</w:t>
-        <w:br/>
-      </w:r>
-      <w:r>
-        <w:rPr w:rFonts="맑은 고딕">
-          <w:rFonts w:ascii="맑은 고딕" w:hAnsi="맑은 고딕" w:eastAsia="맑은 고딕"/>
-          <w:b w:val="0"/>
-          <w:sz w:val="20"/>
-        </w:rPr>
-        <w:t>■ 장르 : 이지 리스닝 / 클래식 크로스오버 (Easy Listening / Classical Crossover)</w:t>
-        <w:br/>
-      </w:r>
-      <w:r>
-        <w:rPr w:rFonts="맑은 고딕">
-          <w:rFonts w:ascii="맑은 고딕" w:hAnsi="맑은 고딕" w:eastAsia="맑은 고딕"/>
-          <w:b w:val="0"/>
-          <w:sz w:val="20"/>
-        </w:rPr>
-        <w:t>■ 주요 수록곡 : 1. 알비노니: 아다지오 (Adagio)</w:t>
-        <w:br/>
+        <w:t>위치 :  429</w:t>
       </w:r>
     </w:p>
     <w:p>
       <w:pPr>
-        <w:spacing w:after="160"/>
+        <w:spacing w:line="324" w:lineRule="auto" w:before="80" w:after="160"/>
       </w:pPr>
       <w:r>
         <w:rPr w:rFonts="맑은 고딕">
           <w:rFonts w:ascii="맑은 고딕" w:hAnsi="맑은 고딕" w:eastAsia="맑은 고딕"/>
           <w:b/>
           <w:color w:val="1F2937"/>
-          <w:sz w:val="24"/>
+          <w:sz w:val="22"/>
         </w:rPr>
-        <w:t>■ 음반 해설 및 감상 가이드</w:t>
+        <w:t xml:space="preserve">[음반 소개] </w:t>
+      </w:r>
+      <w:r>
+        <w:rPr w:rFonts="맑은 고딕">
+          <w:rFonts w:ascii="맑은 고딕" w:hAnsi="맑은 고딕" w:eastAsia="맑은 고딕"/>
+          <w:b w:val="0"/>
+          <w:sz w:val="21"/>
+        </w:rPr>
       </w:r>
     </w:p>
     <w:p>
       <w:pPr>
-        <w:spacing w:line="312" w:lineRule="auto" w:after="120"/>
+        <w:spacing w:line="324" w:lineRule="auto" w:after="120"/>
       </w:pPr>
       <w:r>
         <w:rPr w:rFonts="맑은 고딕">
@@ -108,51 +61,516 @@
           <w:b w:val="0"/>
           <w:sz w:val="21"/>
         </w:rPr>
-        <w:t>20세기 이지 리스닝과 경음악의 거장 제임스 라스트(James Last)는 정통 클래식의 엄숙함과 장벽을 허물고, 대중이 가장 편안하고 아름답게 클래식을 즐길 수 있는 음악적 가교를 놓은 아티스트입니다. 1960년대 중반부터 시작되어 세계적인 대성공을 거둔 그의 대표 프로젝트 시리즈 'Classics Up To Date'의 네 번째 연작인 본 음반은 1976년에 발매되어 전작들의 명성을 완벽하게 이어갔습니다. 고전 명곡의 본질적인 아름다움을 해치지 않으면서도 세련된 현대적 감각을 입혀낸 제임스 라스트만의 뛰어난 편곡 역량이 절정에 달한 시기의 명반입니다.</w:t>
+        <w:t>엄숙한 연주홀의 높은 문턱 너머에 머물던 불멸의 클래식 선율들이 제임스 라스트 특유의 유려하고 따뜻한 붓질을 통해 일상의 찬란한 서정으로 다시 태어났습니다. 1976년에 발표된 본작은 전통적인 관현악의 품격과 현대 팝 음악의 경쾌한 리듬감을 완벽히 조화시키며, 클래식 명곡들의 본질적인 아름다움을 가장 대중적이면서도 격조 높게 승화시켰습니다. 거장의 섬세한 조율 아래 흐르는 풍성한 현악과 브라스의 울림은 듣는 이의 마음속에 아련한 낭만과 평온을 선사하며 시대를 초월한 감동의 향연을 펼쳐 보입니다.</w:t>
       </w:r>
     </w:p>
     <w:p>
       <w:pPr>
-        <w:spacing w:line="312" w:lineRule="auto" w:after="120"/>
+        <w:spacing w:line="324" w:lineRule="auto" w:before="200" w:after="80"/>
       </w:pPr>
+      <w:r>
+        <w:rPr w:rFonts="맑은 고딕">
+          <w:rFonts w:ascii="맑은 고딕" w:hAnsi="맑은 고딕" w:eastAsia="맑은 고딕"/>
+          <w:b/>
+          <w:color w:val="1E3A8A"/>
+          <w:sz w:val="24"/>
+        </w:rPr>
+        <w:t>1. 음반 데이터</w:t>
+      </w:r>
+    </w:p>
+    <w:p>
+      <w:pPr>
+        <w:spacing w:line="324" w:lineRule="auto" w:after="80"/>
+      </w:pPr>
+      <w:r>
+        <w:rPr w:rFonts="맑은 고딕">
+          <w:rFonts w:ascii="맑은 고딕" w:hAnsi="맑은 고딕" w:eastAsia="맑은 고딕"/>
+          <w:b w:val="0"/>
+          <w:color w:val="6B7280"/>
+          <w:sz w:val="21"/>
+        </w:rPr>
+        <w:t xml:space="preserve">· </w:t>
+      </w:r>
+      <w:r>
+        <w:rPr w:rFonts="맑은 고딕">
+          <w:rFonts w:ascii="맑은 고딕" w:hAnsi="맑은 고딕" w:eastAsia="맑은 고딕"/>
+          <w:b/>
+          <w:color w:val="1F2937"/>
+          <w:sz w:val="21"/>
+        </w:rPr>
+        <w:t xml:space="preserve">앨범명: </w:t>
+      </w:r>
       <w:r>
         <w:rPr w:rFonts="맑은 고딕">
           <w:rFonts w:ascii="맑은 고딕" w:hAnsi="맑은 고딕" w:eastAsia="맑은 고딕"/>
           <w:b w:val="0"/>
           <w:sz w:val="21"/>
         </w:rPr>
-        <w:t>음악적으로 본 음반은 제임스 라스트 특유의 '해피 사운드(Happy Sound)' 연주 스타일과 풍성한 오케스트레이션이 돋보입니다. 유려하고 풍부한 현악 세션의 울림 위에 감미로운 브라스, 경쾌한 팝 리듬 섹션, 그리고 환상적인 인간의 목소리(합창)를 부드럽게 덧입혀 독창적인 사운드 스펙트럼을 창조했습니다. 자칫 지루하거나 무겁게 느껴질 수 있는 대작 교향곡이나 소품들을 일상의 풍요로움을 더해주는 따뜻하고 유연한 리듬으로 재해석해 낸 점이 가장 큰 특징입니다.</w:t>
+        <w:t>Classics Up To Date 4</w:t>
       </w:r>
     </w:p>
     <w:p>
       <w:pPr>
-        <w:spacing w:line="312" w:lineRule="auto" w:after="120"/>
+        <w:spacing w:line="324" w:lineRule="auto" w:after="80"/>
       </w:pPr>
+      <w:r>
+        <w:rPr w:rFonts="맑은 고딕">
+          <w:rFonts w:ascii="맑은 고딕" w:hAnsi="맑은 고딕" w:eastAsia="맑은 고딕"/>
+          <w:b w:val="0"/>
+          <w:color w:val="6B7280"/>
+          <w:sz w:val="21"/>
+        </w:rPr>
+        <w:t xml:space="preserve">· </w:t>
+      </w:r>
+      <w:r>
+        <w:rPr w:rFonts="맑은 고딕">
+          <w:rFonts w:ascii="맑은 고딕" w:hAnsi="맑은 고딕" w:eastAsia="맑은 고딕"/>
+          <w:b/>
+          <w:color w:val="1F2937"/>
+          <w:sz w:val="21"/>
+        </w:rPr>
+        <w:t xml:space="preserve">아티스트: </w:t>
+      </w:r>
       <w:r>
         <w:rPr w:rFonts="맑은 고딕">
           <w:rFonts w:ascii="맑은 고딕" w:hAnsi="맑은 고딕" w:eastAsia="맑은 고딕"/>
           <w:b w:val="0"/>
           <w:sz w:val="21"/>
         </w:rPr>
-        <w:t>수록곡 중 알비노니의 '아다지오'는 원곡의 애절하고 장엄한 선율에 드라마틱한 오케스트레이션을 더해 가슴 깊은 울림을 전하며, 모차르트의 '교향곡 40번'은 특유의 경쾌한 리듬감을 부여하여 현대적인 미감으로 활기차게 재탄생했습니다. 또한 오펜바흐의 '바르카롤'이나 그리그의 '아침의 기분' 등에서는 호숫가를 노니는 듯한 여유로움과 서정적인 낭만이 돋보여, 들을수록 마음에 평온을 가져다주는 뛰어난 감상 포인트를 제공합니다.</w:t>
+        <w:t>James Last (제임스 라스트)</w:t>
       </w:r>
     </w:p>
     <w:p>
       <w:pPr>
-        <w:spacing w:line="312" w:lineRule="auto" w:after="120"/>
+        <w:spacing w:line="324" w:lineRule="auto" w:after="80"/>
       </w:pPr>
+      <w:r>
+        <w:rPr w:rFonts="맑은 고딕">
+          <w:rFonts w:ascii="맑은 고딕" w:hAnsi="맑은 고딕" w:eastAsia="맑은 고딕"/>
+          <w:b w:val="0"/>
+          <w:color w:val="6B7280"/>
+          <w:sz w:val="21"/>
+        </w:rPr>
+        <w:t xml:space="preserve">· </w:t>
+      </w:r>
+      <w:r>
+        <w:rPr w:rFonts="맑은 고딕">
+          <w:rFonts w:ascii="맑은 고딕" w:hAnsi="맑은 고딕" w:eastAsia="맑은 고딕"/>
+          <w:b/>
+          <w:color w:val="1F2937"/>
+          <w:sz w:val="21"/>
+        </w:rPr>
+        <w:t xml:space="preserve">발매 정보: </w:t>
+      </w:r>
       <w:r>
         <w:rPr w:rFonts="맑은 고딕">
           <w:rFonts w:ascii="맑은 고딕" w:hAnsi="맑은 고딕" w:eastAsia="맑은 고딕"/>
           <w:b w:val="0"/>
           <w:sz w:val="21"/>
         </w:rPr>
-        <w:t>LP 음반을 통해 감상하는 이 음반은 아날로그 특유의 따뜻하고 풍부한 공간감을 바탕으로 오케스트라의 정교한 질감을 한층 살려줍니다. 고전 음악이 지닌 영원한 품격과 현대 대중음악의 친근함이 완벽한 조화를 이루는 이 작품은, 바쁜 현대인들에게 우아한 휴식과 클래식 음악에 대한 새로운 발견의 기쁨을 선사하는 소중한 명음반입니다.</w:t>
+        <w:t>1976년 명문 폴리도르(Polydor) 레이블을 통해 발매되었으며, 1960년대 중반부터 이어져 전 세계적인 이지 리스닝 신드롬을 일으킨 유서 깊은 'Classics Up To Date' 연작의 완성도를 집대성한 정규 명반입니다.</w:t>
+      </w:r>
+    </w:p>
+    <w:p>
+      <w:pPr>
+        <w:spacing w:line="324" w:lineRule="auto" w:after="80"/>
+      </w:pPr>
+      <w:r>
+        <w:rPr w:rFonts="맑은 고딕">
+          <w:rFonts w:ascii="맑은 고딕" w:hAnsi="맑은 고딕" w:eastAsia="맑은 고딕"/>
+          <w:b w:val="0"/>
+          <w:color w:val="6B7280"/>
+          <w:sz w:val="21"/>
+        </w:rPr>
+        <w:t xml:space="preserve">· </w:t>
+      </w:r>
+      <w:r>
+        <w:rPr w:rFonts="맑은 고딕">
+          <w:rFonts w:ascii="맑은 고딕" w:hAnsi="맑은 고딕" w:eastAsia="맑은 고딕"/>
+          <w:b/>
+          <w:color w:val="1F2937"/>
+          <w:sz w:val="21"/>
+        </w:rPr>
+        <w:t xml:space="preserve">LP 인기도(판매량): </w:t>
+      </w:r>
+      <w:r>
+        <w:rPr w:rFonts="맑은 고딕">
+          <w:rFonts w:ascii="맑은 고딕" w:hAnsi="맑은 고딕" w:eastAsia="맑은 고딕"/>
+          <w:b w:val="0"/>
+          <w:sz w:val="21"/>
+        </w:rPr>
+        <w:t>독일, 영국을 비롯한 유럽 전역의 앨범 차트 최상위권을 석권하였으며, 골드 디스크를 기록하는 등 전작들의 명성을 잇는 전 세계 수백만 장 규모의 압도적인 판매고를 기록하였습니다.</w:t>
+      </w:r>
+    </w:p>
+    <w:p>
+      <w:pPr>
+        <w:spacing w:line="324" w:lineRule="auto" w:after="80"/>
+      </w:pPr>
+      <w:r>
+        <w:rPr w:rFonts="맑은 고딕">
+          <w:rFonts w:ascii="맑은 고딕" w:hAnsi="맑은 고딕" w:eastAsia="맑은 고딕"/>
+          <w:b w:val="0"/>
+          <w:color w:val="6B7280"/>
+          <w:sz w:val="21"/>
+        </w:rPr>
+        <w:t xml:space="preserve">· </w:t>
+      </w:r>
+      <w:r>
+        <w:rPr w:rFonts="맑은 고딕">
+          <w:rFonts w:ascii="맑은 고딕" w:hAnsi="맑은 고딕" w:eastAsia="맑은 고딕"/>
+          <w:b/>
+          <w:color w:val="1F2937"/>
+          <w:sz w:val="21"/>
+        </w:rPr>
+        <w:t xml:space="preserve">각종 수상경력: </w:t>
+      </w:r>
+      <w:r>
+        <w:rPr w:rFonts="맑은 고딕">
+          <w:rFonts w:ascii="맑은 고딕" w:hAnsi="맑은 고딕" w:eastAsia="맑은 고딕"/>
+          <w:b w:val="0"/>
+          <w:sz w:val="21"/>
+        </w:rPr>
+        <w:t>독일 음반 산업 협회의 골든 디스크 수상을 비롯해 다수의 국제 음반 공로상을 섭렵하였으며, 클래식의 대중화에 기여한 기념비적 오케스트라 앨범으로 평가받고 있습니다.</w:t>
+      </w:r>
+    </w:p>
+    <w:p>
+      <w:pPr>
+        <w:spacing w:line="324" w:lineRule="auto" w:before="200" w:after="80"/>
+      </w:pPr>
+      <w:r>
+        <w:rPr w:rFonts="맑은 고딕">
+          <w:rFonts w:ascii="맑은 고딕" w:hAnsi="맑은 고딕" w:eastAsia="맑은 고딕"/>
+          <w:b/>
+          <w:color w:val="1E3A8A"/>
+          <w:sz w:val="24"/>
+        </w:rPr>
+        <w:t>2. 아티스트 정보</w:t>
+      </w:r>
+    </w:p>
+    <w:p>
+      <w:pPr>
+        <w:spacing w:line="324" w:lineRule="auto" w:after="80"/>
+      </w:pPr>
+      <w:r>
+        <w:rPr w:rFonts="맑은 고딕">
+          <w:rFonts w:ascii="맑은 고딕" w:hAnsi="맑은 고딕" w:eastAsia="맑은 고딕"/>
+          <w:b w:val="0"/>
+          <w:color w:val="6B7280"/>
+          <w:sz w:val="21"/>
+        </w:rPr>
+        <w:t xml:space="preserve">· </w:t>
+      </w:r>
+      <w:r>
+        <w:rPr w:rFonts="맑은 고딕">
+          <w:rFonts w:ascii="맑은 고딕" w:hAnsi="맑은 고딕" w:eastAsia="맑은 고딕"/>
+          <w:b/>
+          <w:color w:val="1F2937"/>
+          <w:sz w:val="21"/>
+        </w:rPr>
+        <w:t xml:space="preserve">국적: </w:t>
+      </w:r>
+      <w:r>
+        <w:rPr w:rFonts="맑은 고딕">
+          <w:rFonts w:ascii="맑은 고딕" w:hAnsi="맑은 고딕" w:eastAsia="맑은 고딕"/>
+          <w:b w:val="0"/>
+          <w:sz w:val="21"/>
+        </w:rPr>
+        <w:t>독일 (Germany)</w:t>
+      </w:r>
+    </w:p>
+    <w:p>
+      <w:pPr>
+        <w:spacing w:line="324" w:lineRule="auto" w:after="80"/>
+      </w:pPr>
+      <w:r>
+        <w:rPr w:rFonts="맑은 고딕">
+          <w:rFonts w:ascii="맑은 고딕" w:hAnsi="맑은 고딕" w:eastAsia="맑은 고딕"/>
+          <w:b w:val="0"/>
+          <w:color w:val="6B7280"/>
+          <w:sz w:val="21"/>
+        </w:rPr>
+        <w:t xml:space="preserve">· </w:t>
+      </w:r>
+      <w:r>
+        <w:rPr w:rFonts="맑은 고딕">
+          <w:rFonts w:ascii="맑은 고딕" w:hAnsi="맑은 고딕" w:eastAsia="맑은 고딕"/>
+          <w:b/>
+          <w:color w:val="1F2937"/>
+          <w:sz w:val="21"/>
+        </w:rPr>
+        <w:t xml:space="preserve">생몰년도: </w:t>
+      </w:r>
+      <w:r>
+        <w:rPr w:rFonts="맑은 고딕">
+          <w:rFonts w:ascii="맑은 고딕" w:hAnsi="맑은 고딕" w:eastAsia="맑은 고딕"/>
+          <w:b w:val="0"/>
+          <w:sz w:val="21"/>
+        </w:rPr>
+        <w:t>1929년 4월 17일 ~ 2015년 6월 9일</w:t>
+      </w:r>
+    </w:p>
+    <w:p>
+      <w:pPr>
+        <w:spacing w:line="324" w:lineRule="auto" w:after="80"/>
+      </w:pPr>
+      <w:r>
+        <w:rPr w:rFonts="맑은 고딕">
+          <w:rFonts w:ascii="맑은 고딕" w:hAnsi="맑은 고딕" w:eastAsia="맑은 고딕"/>
+          <w:b w:val="0"/>
+          <w:color w:val="6B7280"/>
+          <w:sz w:val="21"/>
+        </w:rPr>
+        <w:t xml:space="preserve">· </w:t>
+      </w:r>
+      <w:r>
+        <w:rPr w:rFonts="맑은 고딕">
+          <w:rFonts w:ascii="맑은 고딕" w:hAnsi="맑은 고딕" w:eastAsia="맑은 고딕"/>
+          <w:b/>
+          <w:color w:val="1F2937"/>
+          <w:sz w:val="21"/>
+        </w:rPr>
+        <w:t xml:space="preserve">그룹 소속: </w:t>
+      </w:r>
+      <w:r>
+        <w:rPr w:rFonts="맑은 고딕">
+          <w:rFonts w:ascii="맑은 고딕" w:hAnsi="맑은 고딕" w:eastAsia="맑은 고딕"/>
+          <w:b w:val="0"/>
+          <w:sz w:val="21"/>
+        </w:rPr>
+        <w:t>James Last Orchestra (제임스 라스트 오케스트라)</w:t>
+      </w:r>
+    </w:p>
+    <w:p>
+      <w:pPr>
+        <w:spacing w:line="324" w:lineRule="auto" w:after="80"/>
+      </w:pPr>
+      <w:r>
+        <w:rPr w:rFonts="맑은 고딕">
+          <w:rFonts w:ascii="맑은 고딕" w:hAnsi="맑은 고딕" w:eastAsia="맑은 고딕"/>
+          <w:b w:val="0"/>
+          <w:color w:val="6B7280"/>
+          <w:sz w:val="21"/>
+        </w:rPr>
+        <w:t xml:space="preserve">· </w:t>
+      </w:r>
+      <w:r>
+        <w:rPr w:rFonts="맑은 고딕">
+          <w:rFonts w:ascii="맑은 고딕" w:hAnsi="맑은 고딕" w:eastAsia="맑은 고딕"/>
+          <w:b/>
+          <w:color w:val="1F2937"/>
+          <w:sz w:val="21"/>
+        </w:rPr>
+        <w:t xml:space="preserve">아티스트 소개: </w:t>
+      </w:r>
+      <w:r>
+        <w:rPr w:rFonts="맑은 고딕">
+          <w:rFonts w:ascii="맑은 고딕" w:hAnsi="맑은 고딕" w:eastAsia="맑은 고딕"/>
+          <w:b w:val="0"/>
+          <w:sz w:val="21"/>
+        </w:rPr>
+        <w:t>제임스 라스트는 특유의 밝고 낙천적인 '해피 사운드(Happy Sound)'와 세련된 편곡 감각으로 20세기 경음악과 팝 오케스트라 역사를 새롭게 쓴 거장입니다. 클래식, 팝, 포크 등 장르의 경계를 유려하게 넘나들며 전 세계 수억 장의 음반 판매고와 전설적인 라이브 투어를 기록하여 현대 팝 오케스트라 음악의 절대적인 상징으로 추앙받고 있습니다.</w:t>
+      </w:r>
+    </w:p>
+    <w:p>
+      <w:pPr>
+        <w:spacing w:line="324" w:lineRule="auto" w:before="200" w:after="80"/>
+      </w:pPr>
+      <w:r>
+        <w:rPr w:rFonts="맑은 고딕">
+          <w:rFonts w:ascii="맑은 고딕" w:hAnsi="맑은 고딕" w:eastAsia="맑은 고딕"/>
+          <w:b/>
+          <w:color w:val="1E3A8A"/>
+          <w:sz w:val="24"/>
+        </w:rPr>
+        <w:t>3. 음반 상세 분석</w:t>
+      </w:r>
+    </w:p>
+    <w:p>
+      <w:pPr>
+        <w:spacing w:line="324" w:lineRule="auto" w:after="80"/>
+      </w:pPr>
+      <w:r>
+        <w:rPr w:rFonts="맑은 고딕">
+          <w:rFonts w:ascii="맑은 고딕" w:hAnsi="맑은 고딕" w:eastAsia="맑은 고딕"/>
+          <w:b w:val="0"/>
+          <w:color w:val="6B7280"/>
+          <w:sz w:val="21"/>
+        </w:rPr>
+        <w:t xml:space="preserve">· </w:t>
+      </w:r>
+      <w:r>
+        <w:rPr w:rFonts="맑은 고딕">
+          <w:rFonts w:ascii="맑은 고딕" w:hAnsi="맑은 고딕" w:eastAsia="맑은 고딕"/>
+          <w:b/>
+          <w:color w:val="1F2937"/>
+          <w:sz w:val="21"/>
+        </w:rPr>
+        <w:t xml:space="preserve">역사적 위치: </w:t>
+      </w:r>
+      <w:r>
+        <w:rPr w:rFonts="맑은 고딕">
+          <w:rFonts w:ascii="맑은 고딕" w:hAnsi="맑은 고딕" w:eastAsia="맑은 고딕"/>
+          <w:b w:val="0"/>
+          <w:sz w:val="21"/>
+        </w:rPr>
+        <w:t>'크로스오버(Crossover)'라는 용어가 본격화되기 이전, 정통 클래식 레퍼토리를 현대적 이지 리스닝의 어법으로 가장 우아하게 재해석해 낸 독보적 위치를 점하고 있습니다. 원곡의 숭고한 멜로디 라인을 훼손하지 않으면서도 세련된 리듬 섹션과 관현악 편곡을 덧입혀, 클래식 애호가와 팝 팬 모두를 감화시킨 기념비적인 명반입니다.</w:t>
+      </w:r>
+    </w:p>
+    <w:p>
+      <w:pPr>
+        <w:spacing w:line="324" w:lineRule="auto" w:after="80"/>
+      </w:pPr>
+      <w:r>
+        <w:rPr w:rFonts="맑은 고딕">
+          <w:rFonts w:ascii="맑은 고딕" w:hAnsi="맑은 고딕" w:eastAsia="맑은 고딕"/>
+          <w:b w:val="0"/>
+          <w:color w:val="6B7280"/>
+          <w:sz w:val="21"/>
+        </w:rPr>
+        <w:t xml:space="preserve">· </w:t>
+      </w:r>
+      <w:r>
+        <w:rPr w:rFonts="맑은 고딕">
+          <w:rFonts w:ascii="맑은 고딕" w:hAnsi="맑은 고딕" w:eastAsia="맑은 고딕"/>
+          <w:b/>
+          <w:color w:val="1F2937"/>
+          <w:sz w:val="21"/>
+        </w:rPr>
+        <w:t xml:space="preserve">시대의 흔적(스토리텔링): </w:t>
+      </w:r>
+      <w:r>
+        <w:rPr w:rFonts="맑은 고딕">
+          <w:rFonts w:ascii="맑은 고딕" w:hAnsi="맑은 고딕" w:eastAsia="맑은 고딕"/>
+          <w:b w:val="0"/>
+          <w:sz w:val="21"/>
+        </w:rPr>
+        <w:t>1970년대 중반, 급변하는 현대 문명 속에서 고전의 우아함과 낭만을 되찾고자 갈망했던 당대 대중들의 감성을 온전히 투영하고 있습니다. 당시 응접실의 턴테이블 위에서 흘러나오던 이 앨범의 멜로디는 고단한 일상을 위로하는 세련된 배경음악이자, 젊은 세대와 기성세대가 음악이라는 공통분모로 교감할 수 있었던 따스한 시대적 연결고리였습니다.</w:t>
+      </w:r>
+    </w:p>
+    <w:p>
+      <w:pPr>
+        <w:spacing w:line="324" w:lineRule="auto" w:before="200" w:after="80"/>
+      </w:pPr>
+      <w:r>
+        <w:rPr w:rFonts="맑은 고딕">
+          <w:rFonts w:ascii="맑은 고딕" w:hAnsi="맑은 고딕" w:eastAsia="맑은 고딕"/>
+          <w:b/>
+          <w:color w:val="1E3A8A"/>
+          <w:sz w:val="24"/>
+        </w:rPr>
+        <w:t>4. 주요 수록곡 및 감상 제언</w:t>
+      </w:r>
+    </w:p>
+    <w:p>
+      <w:pPr>
+        <w:spacing w:line="324" w:lineRule="auto" w:after="80"/>
+      </w:pPr>
+      <w:r>
+        <w:rPr w:rFonts="맑은 고딕">
+          <w:rFonts w:ascii="맑은 고딕" w:hAnsi="맑은 고딕" w:eastAsia="맑은 고딕"/>
+          <w:b w:val="0"/>
+          <w:color w:val="6B7280"/>
+          <w:sz w:val="21"/>
+        </w:rPr>
+        <w:t xml:space="preserve">· </w:t>
+      </w:r>
+      <w:r>
+        <w:rPr w:rFonts="맑은 고딕">
+          <w:rFonts w:ascii="맑은 고딕" w:hAnsi="맑은 고딕" w:eastAsia="맑은 고딕"/>
+          <w:b/>
+          <w:color w:val="1F2937"/>
+          <w:sz w:val="21"/>
+        </w:rPr>
+        <w:t xml:space="preserve">주요 수록곡 특징: </w:t>
+      </w:r>
+      <w:r>
+        <w:rPr w:rFonts="맑은 고딕">
+          <w:rFonts w:ascii="맑은 고딕" w:hAnsi="맑은 고딕" w:eastAsia="맑은 고딕"/>
+          <w:b w:val="0"/>
+          <w:sz w:val="21"/>
+        </w:rPr>
+        <w:t>차이코프스키, 브람스, 모차르트 등 거장들의 불멸의 명곡들이 유려한 선율미로 채워져 있습니다. 브람스의 격정적인 선율을 낭만적인 템포로 감싸 안은 'Hungarian Dance No. 5', 애잔하면서도 세련된 현악 오케스트레이션이 돋보이는 차이코프스키의 'Andante Cantabile' 등은 원곡의 감동을 배가시키는 매혹적인 서정성을 선사합니다.</w:t>
+      </w:r>
+    </w:p>
+    <w:p>
+      <w:pPr>
+        <w:spacing w:line="324" w:lineRule="auto" w:after="80"/>
+      </w:pPr>
+      <w:r>
+        <w:rPr w:rFonts="맑은 고딕">
+          <w:rFonts w:ascii="맑은 고딕" w:hAnsi="맑은 고딕" w:eastAsia="맑은 고딕"/>
+          <w:b w:val="0"/>
+          <w:color w:val="6B7280"/>
+          <w:sz w:val="21"/>
+        </w:rPr>
+        <w:t xml:space="preserve">· </w:t>
+      </w:r>
+      <w:r>
+        <w:rPr w:rFonts="맑은 고딕">
+          <w:rFonts w:ascii="맑은 고딕" w:hAnsi="맑은 고딕" w:eastAsia="맑은 고딕"/>
+          <w:b/>
+          <w:color w:val="1F2937"/>
+          <w:sz w:val="21"/>
+        </w:rPr>
+        <w:t xml:space="preserve">빈티지 감상 제언: </w:t>
+      </w:r>
+      <w:r>
+        <w:rPr w:rFonts="맑은 고딕">
+          <w:rFonts w:ascii="맑은 고딕" w:hAnsi="맑은 고딕" w:eastAsia="맑은 고딕"/>
+          <w:b w:val="0"/>
+          <w:sz w:val="21"/>
+        </w:rPr>
+        <w:t>진공관 앰프의 온기 가득한 배음과 묵직한 플래터를 지닌 턴테이블에서 울려 퍼지는 바이닐 사운드는 이 음반의 진가를 오롯이 드러냅니다. 좌우로 넓게 펼쳐지는 입체적인 스트링 섹션의 결소리와 은은하게 울리는 금관악기의 잔향은 아날로그 시스템 특유의 풍성한 질감과 만나 가슴 깊숙이 스며드는 황홀한 감흥을 자아냅니다.</w:t>
+      </w:r>
+    </w:p>
+    <w:p>
+      <w:pPr>
+        <w:spacing w:line="324" w:lineRule="auto" w:after="80"/>
+      </w:pPr>
+      <w:r>
+        <w:rPr w:rFonts="맑은 고딕">
+          <w:rFonts w:ascii="맑은 고딕" w:hAnsi="맑은 고딕" w:eastAsia="맑은 고딕"/>
+          <w:b w:val="0"/>
+          <w:color w:val="6B7280"/>
+          <w:sz w:val="21"/>
+        </w:rPr>
+        <w:t xml:space="preserve">· </w:t>
+      </w:r>
+      <w:r>
+        <w:rPr w:rFonts="맑은 고딕">
+          <w:rFonts w:ascii="맑은 고딕" w:hAnsi="맑은 고딕" w:eastAsia="맑은 고딕"/>
+          <w:b/>
+          <w:color w:val="1F2937"/>
+          <w:sz w:val="21"/>
+        </w:rPr>
+        <w:t xml:space="preserve">소장 가치: </w:t>
+      </w:r>
+      <w:r>
+        <w:rPr w:rFonts="맑은 고딕">
+          <w:rFonts w:ascii="맑은 고딕" w:hAnsi="맑은 고딕" w:eastAsia="맑은 고딕"/>
+          <w:b w:val="0"/>
+          <w:sz w:val="21"/>
+        </w:rPr>
+        <w:t>제임스 라스트 오케스트라의 전성기적 기량과 명문 폴리도르의 정교한 녹음 미학이 완벽한 앙상블을 이루는 음반입니다. 20세기 아날로그 레코딩 기술의 절정을 보여주는 우수한 음질과 시대를 초월한 낭만적 편곡 덕분에 정통 바이닐 애호가와 클래식/팝 컬렉터 모두에게 서재의 가장 품격 있는 자리를 내어줄 만한 귀중한 소장 가치를 지닙니다.</w:t>
+      </w:r>
+    </w:p>
+    <w:p>
+      <w:pPr>
+        <w:spacing w:line="324" w:lineRule="auto" w:after="120" w:before="160"/>
+      </w:pPr>
+      <w:r>
+        <w:rPr w:rFonts="맑은 고딕">
+          <w:rFonts w:ascii="맑은 고딕" w:hAnsi="맑은 고딕" w:eastAsia="맑은 고딕"/>
+          <w:b/>
+          <w:color w:val="4338CA"/>
+          <w:sz w:val="21"/>
+        </w:rPr>
+        <w:t>이 음반을 통해 화려하면서도 따스하게 재탄생한 고전의 숨결이 우리의 일상에 전해주는 감동을 다시 한번 경험해 보시는 것은 어떨까요?</w:t>
       </w:r>
     </w:p>
     <w:sectPr>
       <w:pgSz w:w="12240" w:h="15840"/>
-      <w:pgMar w:top="1440" w:right="1440" w:bottom="1440" w:left="1440" w:header="720" w:footer="720" w:gutter="0"/>
+      <w:pgMar w:top="1152" w:right="1296" w:bottom="1152" w:left="1296" w:header="720" w:footer="720" w:gutter="0"/>
       <w:cols w:space="720"/>
       <w:docGrid w:linePitch="360"/>
     </w:sectPr>

--- a/word_reports/LP_0177_위치_429_James Last_Classics Up To.docx
+++ b/word_reports/LP_0177_위치_429_James Last_Classics Up To.docx
@@ -32,7 +32,7 @@
     </w:p>
     <w:p>
       <w:pPr>
-        <w:spacing w:line="324" w:lineRule="auto" w:before="80" w:after="160"/>
+        <w:spacing w:line="324" w:lineRule="auto" w:before="80" w:after="120"/>
       </w:pPr>
       <w:r>
         <w:rPr w:rFonts="맑은 고딕">
@@ -42,13 +42,6 @@
           <w:sz w:val="22"/>
         </w:rPr>
         <w:t xml:space="preserve">[음반 소개] </w:t>
-      </w:r>
-      <w:r>
-        <w:rPr w:rFonts="맑은 고딕">
-          <w:rFonts w:ascii="맑은 고딕" w:hAnsi="맑은 고딕" w:eastAsia="맑은 고딕"/>
-          <w:b w:val="0"/>
-          <w:sz w:val="21"/>
-        </w:rPr>
       </w:r>
     </w:p>
     <w:p>
@@ -61,7 +54,33 @@
           <w:b w:val="0"/>
           <w:sz w:val="21"/>
         </w:rPr>
-        <w:t>엄숙한 연주홀의 높은 문턱 너머에 머물던 불멸의 클래식 선율들이 제임스 라스트 특유의 유려하고 따뜻한 붓질을 통해 일상의 찬란한 서정으로 다시 태어났습니다. 1976년에 발표된 본작은 전통적인 관현악의 품격과 현대 팝 음악의 경쾌한 리듬감을 완벽히 조화시키며, 클래식 명곡들의 본질적인 아름다움을 가장 대중적이면서도 격조 높게 승화시켰습니다. 거장의 섬세한 조율 아래 흐르는 풍성한 현악과 브라스의 울림은 듣는 이의 마음속에 아련한 낭만과 평온을 선사하며 시대를 초월한 감동의 향연을 펼쳐 보입니다.</w:t>
+        <w:t>20세기 후반, 엄숙한 클래식 음악의 성벽을 허물고 대중의 숨결 속으로 영원한 멜로디를 이끌어낸 거장을 꼽는다면 단연 제임스 라스트(James Last)의 이름이 가장 먼저 떠오릅니다. 독일이 낳은 위대한 밴드리더이자 편곡자인 그는 클래식의 고풍스러운 선율에 현대적인 경쾌한 비트와 풍성한 오케스트레이션을 입혀, 이른바 '해피 파티 사운드'와 품격 높은 이지리스닝의 절묘한 결합을 완성해 냈습니다. 1966년 첫선을 보인 이래 음악 애호가들의 뜨거운 사랑을 받으며 하나의 독보적인 브랜드로 자리 잡은 'Classics Up To Date' 시리즈는, 1976년 발매된 네 번째 연작인 본작에 이르러 편곡의 세련미와 서정적 완숙함의 정점에 도달하게 됩니다.</w:t>
+      </w:r>
+    </w:p>
+    <w:p>
+      <w:pPr>
+        <w:spacing w:line="324" w:lineRule="auto" w:after="120"/>
+      </w:pPr>
+      <w:r>
+        <w:rPr w:rFonts="맑은 고딕">
+          <w:rFonts w:ascii="맑은 고딕" w:hAnsi="맑은 고딕" w:eastAsia="맑은 고딕"/>
+          <w:b w:val="0"/>
+          <w:sz w:val="21"/>
+        </w:rPr>
+        <w:t>이 음반은 클래식 원곡이 품고 있는 엄정함과 숭고미를 결코 훼손하지 않으면서도, 당시 1970년대 특유의 유려한 팝 리듬과 라운지 음악의 낭만을 우아하게 덧입혔습니다. 제임스 라스트는 클래식을 박물관의 유리장 안에 갇힌 과거의 유물이 아닌, 동시대를 살아가는 평범한 이들의 일상에 따스한 위안과 활기를 불어넣는 생생한 숨결로 부활시키고자 했습니다. 웅장한 브라스 섹션, 벨벳처럼 부드럽게 감싸 안는 현악의 물결, 그리고 산뜻한 퍼커션의 조화는 듣는 이로 하여금 깊은 사색과 더불어 가벼운 발걸음의 설렘을 동시에 느끼게 하는 마법 같은 음악적 공간을 열어젖힙니다.</w:t>
+      </w:r>
+    </w:p>
+    <w:p>
+      <w:pPr>
+        <w:spacing w:line="324" w:lineRule="auto" w:after="120"/>
+      </w:pPr>
+      <w:r>
+        <w:rPr w:rFonts="맑은 고딕">
+          <w:rFonts w:ascii="맑은 고딕" w:hAnsi="맑은 고딕" w:eastAsia="맑은 고딕"/>
+          <w:b w:val="0"/>
+          <w:sz w:val="21"/>
+        </w:rPr>
+        <w:t>차이콥스키, 슈베르트, 그리그 등 시대를 초월한 거장들의 선율은 제임스 라스트 오케스트라의 정교한 앙상블을 통과하며 찬란한 햇살을 머금은 풍경화로 재탄생합니다. 턴테이블 위에서 조용히 회전하는 검은 바이닐의 소리골을 따라 흐르는 이 음악들은, 반세기가 지난 오늘날에도 여전히 세련된 미학과 그윽한 향수를 발산합니다. 팍팍한 현대인의 일상에 잠시 멈추어 서서 고전의 아름다움과 팝의 친숙함이 빚어내는 궁극의 하모니에 귀를 기울이게 하는 힘, 그것이 바로 본작이 지닌 불멸의 예술적 가치이자 세월이 흘러도 바래지 않는 서정적 울림입니다.</w:t>
       </w:r>
     </w:p>
     <w:p>
@@ -168,7 +187,7 @@
           <w:b w:val="0"/>
           <w:sz w:val="21"/>
         </w:rPr>
-        <w:t>1976년 명문 폴리도르(Polydor) 레이블을 통해 발매되었으며, 1960년대 중반부터 이어져 전 세계적인 이지 리스닝 신드롬을 일으킨 유서 깊은 'Classics Up To Date' 연작의 완성도를 집대성한 정규 명반입니다.</w:t>
+        <w:t>1976년 유럽의 명문 레이블 폴리도르(Polydor)를 통해 발매된 앨범으로, 1960년대 중반부터 이어져 온 제임스 라스트의 전설적인 크로스오버 기획 'Classics Up To Date' 시리즈의 음악적 원숙미를 집대성한 정규 음반입니다.</w:t>
       </w:r>
     </w:p>
     <w:p>
@@ -199,7 +218,7 @@
           <w:b w:val="0"/>
           <w:sz w:val="21"/>
         </w:rPr>
-        <w:t>독일, 영국을 비롯한 유럽 전역의 앨범 차트 최상위권을 석권하였으며, 골드 디스크를 기록하는 등 전작들의 명성을 잇는 전 세계 수백만 장 규모의 압도적인 판매고를 기록하였습니다.</w:t>
+        <w:t>발매 직후 독일, 영국 등 유럽 주요 앨범 차트 상위권에 랭크되었으며, 전 세계적으로 수백만 장 이상의 경이적인 판매고를 올리며 클래식 팝 크로스오버 장르에서 대중성과 상업성을 완벽히 양립시킨 스테디셀러로 평가받았습니다.</w:t>
       </w:r>
     </w:p>
     <w:p>
@@ -230,7 +249,7 @@
           <w:b w:val="0"/>
           <w:sz w:val="21"/>
         </w:rPr>
-        <w:t>독일 음반 산업 협회의 골든 디스크 수상을 비롯해 다수의 국제 음반 공로상을 섭렵하였으며, 클래식의 대중화에 기여한 기념비적 오케스트라 앨범으로 평가받고 있습니다.</w:t>
+        <w:t>제임스 라스트의 수많은 골드 및 플래티넘 디스크 기록을 견인한 핵심 앨범 중 하나로, 독일 음반 산업 협회를 비롯한 유럽 유수의 음악 기관으로부터 크로스오버 및 라이트 뮤직 부문의 독보적 성취를 공인받았습니다.</w:t>
       </w:r>
     </w:p>
     <w:p>
@@ -337,7 +356,7 @@
           <w:b w:val="0"/>
           <w:sz w:val="21"/>
         </w:rPr>
-        <w:t>James Last Orchestra (제임스 라스트 오케스트라)</w:t>
+        <w:t>James Last &amp; His Orchestra (오케스트라 밴드리더)</w:t>
       </w:r>
     </w:p>
     <w:p>
@@ -368,7 +387,7 @@
           <w:b w:val="0"/>
           <w:sz w:val="21"/>
         </w:rPr>
-        <w:t>제임스 라스트는 특유의 밝고 낙천적인 '해피 사운드(Happy Sound)'와 세련된 편곡 감각으로 20세기 경음악과 팝 오케스트라 역사를 새롭게 쓴 거장입니다. 클래식, 팝, 포크 등 장르의 경계를 유려하게 넘나들며 전 세계 수억 장의 음반 판매고와 전설적인 라이브 투어를 기록하여 현대 팝 오케스트라 음악의 절대적인 상징으로 추앙받고 있습니다.</w:t>
+        <w:t>제임스 라스트는 팝, 록, 클래식, 민속음악을 아우르는 유려한 편곡과 특유의 생동감 넘치는 연주로 전 세계에 이지리스닝 열풍을 일으킨 20세기 최고의 오케스트라 리더입니다. 생전 200여 장이 넘는 앨범을 발표하고 1억 장 이상의 음반 판매고를 기록하며, 음악의 경계를 허물고 대중에게 선율의 순수한 즐거움을 선사한 거장으로 팝 역사에 확고한 족적을 남겼습니다.</w:t>
       </w:r>
     </w:p>
     <w:p>
@@ -413,7 +432,7 @@
           <w:b w:val="0"/>
           <w:sz w:val="21"/>
         </w:rPr>
-        <w:t>'크로스오버(Crossover)'라는 용어가 본격화되기 이전, 정통 클래식 레퍼토리를 현대적 이지 리스닝의 어법으로 가장 우아하게 재해석해 낸 독보적 위치를 점하고 있습니다. 원곡의 숭고한 멜로디 라인을 훼손하지 않으면서도 세련된 리듬 섹션과 관현악 편곡을 덧입혀, 클래식 애호가와 팝 팬 모두를 감화시킨 기념비적인 명반입니다.</w:t>
+        <w:t>클래식과 대중음악의 접점을 정교한 오케스트레이션으로 증명해 낸 기념비적 앨범입니다. 원곡의 화성과 멜로디 라인을 충실히 계승하면서도 1970년대의 세련된 팝 비트를 가미한 이 음반은, 훗날 등장하는 수많은 팝페라 및 현대 클래식 크로스오버 사운드의 기틀을 마련한 선구적 교본으로 평가받습니다.</w:t>
       </w:r>
     </w:p>
     <w:p>
@@ -444,7 +463,7 @@
           <w:b w:val="0"/>
           <w:sz w:val="21"/>
         </w:rPr>
-        <w:t>1970년대 중반, 급변하는 현대 문명 속에서 고전의 우아함과 낭만을 되찾고자 갈망했던 당대 대중들의 감성을 온전히 투영하고 있습니다. 당시 응접실의 턴테이블 위에서 흘러나오던 이 앨범의 멜로디는 고단한 일상을 위로하는 세련된 배경음악이자, 젊은 세대와 기성세대가 음악이라는 공통분모로 교감할 수 있었던 따스한 시대적 연결고리였습니다.</w:t>
+        <w:t>1970년대 중반, 급격한 산업화와 도시화 속에서 클래식의 엄숙주의에 피로감을 느끼던 대중에게 이 음반은 고급스러운 휴식처가 되어주었습니다. 주말의 라디오 방송과 커피하우스, 그리고 감각적인 거실 한구석에서 흘러나오며 당시 낭만과 여유를 갈망하던 이들의 일상에 세련된 문화적 배경음악으로 깊숙이 스며들었습니다.</w:t>
       </w:r>
     </w:p>
     <w:p>
@@ -489,7 +508,7 @@
           <w:b w:val="0"/>
           <w:sz w:val="21"/>
         </w:rPr>
-        <w:t>차이코프스키, 브람스, 모차르트 등 거장들의 불멸의 명곡들이 유려한 선율미로 채워져 있습니다. 브람스의 격정적인 선율을 낭만적인 템포로 감싸 안은 'Hungarian Dance No. 5', 애잔하면서도 세련된 현악 오케스트레이션이 돋보이는 차이코프스키의 'Andante Cantabile' 등은 원곡의 감동을 배가시키는 매혹적인 서정성을 선사합니다.</w:t>
+        <w:t>차이콥스키의 우수 어린 선율을 감각적인 현대적 터치로 되살린 '백조의 호수 테마'와 슈베르트 특유의 경건한 서정성을 포근한 관악과 현악으로 재구성한 '아베 마리아(Ave Maria)', 그리고 북유럽의 시린 서정을 낭만적인 팝 오케스트레이션으로 승화시킨 그리그의 '솔베이지의 노래' 등이 수록되어 있어, 친숙한 명선율이 전하는 다채롭고 감미로운 매력을 만끽할 수 있습니다.</w:t>
       </w:r>
     </w:p>
     <w:p>
@@ -520,7 +539,7 @@
           <w:b w:val="0"/>
           <w:sz w:val="21"/>
         </w:rPr>
-        <w:t>진공관 앰프의 온기 가득한 배음과 묵직한 플래터를 지닌 턴테이블에서 울려 퍼지는 바이닐 사운드는 이 음반의 진가를 오롯이 드러냅니다. 좌우로 넓게 펼쳐지는 입체적인 스트링 섹션의 결소리와 은은하게 울리는 금관악기의 잔향은 아날로그 시스템 특유의 풍성한 질감과 만나 가슴 깊숙이 스며드는 황홀한 감흥을 자아냅니다.</w:t>
+        <w:t>풍성한 브라스의 잔향과 현악 오케스트라의 층위가 섬세하게 조화를 이루는 음반인 만큼, 따뜻한 음색을 지닌 진공관 앰프와 아날로그 턴테이블 시스템을 통해 감상할 때 그 진가가 드러납니다. 묵직하고 밀도 높은 LP 특유의 중저역과 바늘 끝을 타고 번지는 자연스러운 공기감은 마치 오케스트라가 눈앞의 감상 공간에 직접 펼쳐지는 듯한 황홀한 공간감을 선사합니다.</w:t>
       </w:r>
     </w:p>
     <w:p>
@@ -551,7 +570,7 @@
           <w:b w:val="0"/>
           <w:sz w:val="21"/>
         </w:rPr>
-        <w:t>제임스 라스트 오케스트라의 전성기적 기량과 명문 폴리도르의 정교한 녹음 미학이 완벽한 앙상블을 이루는 음반입니다. 20세기 아날로그 레코딩 기술의 절정을 보여주는 우수한 음질과 시대를 초월한 낭만적 편곡 덕분에 정통 바이닐 애호가와 클래식/팝 컬렉터 모두에게 서재의 가장 품격 있는 자리를 내어줄 만한 귀중한 소장 가치를 지닙니다.</w:t>
+        <w:t>제임스 라스트의 방대한 디스코그래피 중에서도 클래식 리메이크의 음악적 완성도와 오디오파일적 녹음 상태가 가장 뛰어난 역작입니다. 아날로그 레코드 전성기의 탁월한 마스터링 기술과 고전미 넘치는 커버 아트워크를 온전히 간직하고 있어, 빈티지 팝 및 이지리스닝 LP 컬렉터라면 필히 턴테이블 곁에 구비해야 할 귀중한 소장반입니다.</w:t>
       </w:r>
     </w:p>
     <w:p>
@@ -565,7 +584,7 @@
           <w:color w:val="4338CA"/>
           <w:sz w:val="21"/>
         </w:rPr>
-        <w:t>이 음반을 통해 화려하면서도 따스하게 재탄생한 고전의 숨결이 우리의 일상에 전해주는 감동을 다시 한번 경험해 보시는 것은 어떨까요?</w:t>
+        <w:t>이 음반을 통해 클래식의 숭고한 낭만과 아날로그 사운드가 전해주는 감동을 다시 한번 경험해 보시는 것은 어떨까요?</w:t>
       </w:r>
     </w:p>
     <w:sectPr>
